--- a/docs/entregables/B6_Estrategia_Venta_TILCOR.docx
+++ b/docs/entregables/B6_Estrategia_Venta_TILCOR.docx
@@ -625,7 +625,7 @@
           <w:sz w:val="22"/>
           <w:szCs w:val="22"/>
         </w:rPr>
-        <w:t xml:space="preserve">El costo de continuar sin resolver supera ampliamente el costo del proyecto: un solo lote LSL-Classic con viabilidad por debajo del umbral durante semanas implica pérdidas de producción y reposición de aves que, a valores de mercado, representan varias veces la inversión requerida.</w:t>
+        <w:t xml:space="preserve">El costo de continuar sin resolver el problema no aparece en una factura: está en lotes con viabilidad por debajo del umbral durante semanas (pérdida de producción y reposición de aves) y en unas 300 horas anuales de trabajo manual del supervisor. La inversión del proyecto es de ARS 16.016.000 (aprox. USD 10.270). Se recupera cuando el sistema evita pérdidas por ese monto; en la primera reunión se calcula con los datos reales de lotes de TILCOR (cantidad de aves × brecha de viabilidad × valor de reposición).</w:t>
       </w:r>
     </w:p>
     <w:p>
@@ -1062,7 +1062,7 @@
                 <w:sz w:val="20"/>
                 <w:szCs w:val="20"/>
               </w:rPr>
-              <w:t xml:space="preserve">Precio estimado</w:t>
+              <w:t xml:space="preserve">Precio</w:t>
             </w:r>
           </w:p>
         </w:tc>
@@ -1166,17 +1166,17 @@
           </w:tcPr>
           <w:p>
             <w:pPr>
-              <w:jc w:val="left"/>
-            </w:pPr>
-            <w:r>
-              <w:rPr>
-                <w:rFonts w:ascii="Calibri" w:cs="Calibri" w:eastAsia="Calibri" w:hAnsi="Calibri"/>
-                <w:b w:val="false"/>
-                <w:bCs w:val="false"/>
-                <w:sz w:val="20"/>
-                <w:szCs w:val="20"/>
-              </w:rPr>
-              <w:t xml:space="preserve">$ 180.000 ARS</w:t>
+              <w:jc w:val="right"/>
+            </w:pPr>
+            <w:r>
+              <w:rPr>
+                <w:rFonts w:ascii="Calibri" w:cs="Calibri" w:eastAsia="Calibri" w:hAnsi="Calibri"/>
+                <w:b w:val="false"/>
+                <w:bCs w:val="false"/>
+                <w:sz w:val="20"/>
+                <w:szCs w:val="20"/>
+              </w:rPr>
+              <w:t xml:space="preserve">ARS 2.464.000</w:t>
             </w:r>
           </w:p>
         </w:tc>
@@ -1280,17 +1280,17 @@
           </w:tcPr>
           <w:p>
             <w:pPr>
-              <w:jc w:val="left"/>
-            </w:pPr>
-            <w:r>
-              <w:rPr>
-                <w:rFonts w:ascii="Calibri" w:cs="Calibri" w:eastAsia="Calibri" w:hAnsi="Calibri"/>
-                <w:b w:val="false"/>
-                <w:bCs w:val="false"/>
-                <w:sz w:val="20"/>
-                <w:szCs w:val="20"/>
-              </w:rPr>
-              <w:t xml:space="preserve">$ 220.000 ARS</w:t>
+              <w:jc w:val="right"/>
+            </w:pPr>
+            <w:r>
+              <w:rPr>
+                <w:rFonts w:ascii="Calibri" w:cs="Calibri" w:eastAsia="Calibri" w:hAnsi="Calibri"/>
+                <w:b w:val="false"/>
+                <w:bCs w:val="false"/>
+                <w:sz w:val="20"/>
+                <w:szCs w:val="20"/>
+              </w:rPr>
+              <w:t xml:space="preserve">ARS 2.464.000</w:t>
             </w:r>
           </w:p>
         </w:tc>
@@ -1394,17 +1394,17 @@
           </w:tcPr>
           <w:p>
             <w:pPr>
-              <w:jc w:val="left"/>
-            </w:pPr>
-            <w:r>
-              <w:rPr>
-                <w:rFonts w:ascii="Calibri" w:cs="Calibri" w:eastAsia="Calibri" w:hAnsi="Calibri"/>
-                <w:b w:val="false"/>
-                <w:bCs w:val="false"/>
-                <w:sz w:val="20"/>
-                <w:szCs w:val="20"/>
-              </w:rPr>
-              <w:t xml:space="preserve">$ 280.000 ARS</w:t>
+              <w:jc w:val="right"/>
+            </w:pPr>
+            <w:r>
+              <w:rPr>
+                <w:rFonts w:ascii="Calibri" w:cs="Calibri" w:eastAsia="Calibri" w:hAnsi="Calibri"/>
+                <w:b w:val="false"/>
+                <w:bCs w:val="false"/>
+                <w:sz w:val="20"/>
+                <w:szCs w:val="20"/>
+              </w:rPr>
+              <w:t xml:space="preserve">ARS 3.080.000</w:t>
             </w:r>
           </w:p>
         </w:tc>
@@ -1508,17 +1508,17 @@
           </w:tcPr>
           <w:p>
             <w:pPr>
-              <w:jc w:val="left"/>
-            </w:pPr>
-            <w:r>
-              <w:rPr>
-                <w:rFonts w:ascii="Calibri" w:cs="Calibri" w:eastAsia="Calibri" w:hAnsi="Calibri"/>
-                <w:b w:val="false"/>
-                <w:bCs w:val="false"/>
-                <w:sz w:val="20"/>
-                <w:szCs w:val="20"/>
-              </w:rPr>
-              <w:t xml:space="preserve">$ 350.000 ARS</w:t>
+              <w:jc w:val="right"/>
+            </w:pPr>
+            <w:r>
+              <w:rPr>
+                <w:rFonts w:ascii="Calibri" w:cs="Calibri" w:eastAsia="Calibri" w:hAnsi="Calibri"/>
+                <w:b w:val="false"/>
+                <w:bCs w:val="false"/>
+                <w:sz w:val="20"/>
+                <w:szCs w:val="20"/>
+              </w:rPr>
+              <w:t xml:space="preserve">ARS 4.312.000</w:t>
             </w:r>
           </w:p>
         </w:tc>
@@ -1622,17 +1622,17 @@
           </w:tcPr>
           <w:p>
             <w:pPr>
-              <w:jc w:val="left"/>
-            </w:pPr>
-            <w:r>
-              <w:rPr>
-                <w:rFonts w:ascii="Calibri" w:cs="Calibri" w:eastAsia="Calibri" w:hAnsi="Calibri"/>
-                <w:b w:val="false"/>
-                <w:bCs w:val="false"/>
-                <w:sz w:val="20"/>
-                <w:szCs w:val="20"/>
-              </w:rPr>
-              <w:t xml:space="preserve">$ 220.000 ARS</w:t>
+              <w:jc w:val="right"/>
+            </w:pPr>
+            <w:r>
+              <w:rPr>
+                <w:rFonts w:ascii="Calibri" w:cs="Calibri" w:eastAsia="Calibri" w:hAnsi="Calibri"/>
+                <w:b w:val="false"/>
+                <w:bCs w:val="false"/>
+                <w:sz w:val="20"/>
+                <w:szCs w:val="20"/>
+              </w:rPr>
+              <w:t xml:space="preserve">ARS 3.696.000</w:t>
             </w:r>
           </w:p>
         </w:tc>
@@ -1736,7 +1736,7 @@
           </w:tcPr>
           <w:p>
             <w:pPr>
-              <w:jc w:val="left"/>
+              <w:jc w:val="right"/>
             </w:pPr>
             <w:r>
               <w:rPr>
@@ -1746,7 +1746,7 @@
                 <w:sz w:val="20"/>
                 <w:szCs w:val="20"/>
               </w:rPr>
-              <w:t xml:space="preserve">$ 1.250.000 ARS</w:t>
+              <w:t xml:space="preserve">ARS 16.016.000</w:t>
             </w:r>
           </w:p>
         </w:tc>
@@ -1771,7 +1771,7 @@
           <w:sz w:val="22"/>
           <w:szCs w:val="22"/>
         </w:rPr>
-        <w:t xml:space="preserve">Condiciones de pago: 30 % al inicio de cada fase, 70 % a la validación del hito de cierre. No se inicia la siguiente fase sin aprobación del entregable anterior.</w:t>
+        <w:t xml:space="preserve">Cómo se calculó el precio. Horas: 2 integrantes × 20 h semanales × 26 semanas = 1.040 h. Valor hora: ARS 14.000. Parte del tope del rango de sueldo junior en tecnología en Argentina (ARS 1.400.000 mensuales, junio de 2026, según Develop Argentina), dividido en 160 h = ARS 8.750 por hora, más un 60 % por trabajo independiente (monotributo, ingresos brutos, tiempo no facturable y equipamiento). Las horas por fase surgen de sus semanas (40 h por semana entre los dos integrantes).</w:t>
       </w:r>
     </w:p>
     <w:p>
@@ -1785,7 +1785,7 @@
           <w:sz w:val="22"/>
           <w:szCs w:val="22"/>
         </w:rPr>
-        <w:t xml:space="preserve">Infraestructura: el cliente asume el costo del VPS (estimado entre $ 15.000–25.000 ARS/mes según proveedor). No se incluyen licencias de software privativo.</w:t>
+        <w:t xml:space="preserve">Subtotal de horas: ARS 14.560.000. Reserva del 10 % para imprevistos (ARS 1.456.000), porque el precio de cada fase es cerrado. Total: ARS 16.016.000, equivalente a unos USD 10.270 al dólar oficial de ARS 1.560 (27 de octubre de 2026).</w:t>
       </w:r>
     </w:p>
     <w:p>
@@ -1799,7 +1799,49 @@
           <w:sz w:val="22"/>
           <w:szCs w:val="22"/>
         </w:rPr>
-        <w:t xml:space="preserve">Mantenimiento: incluye 3 meses de soporte post-entrega sin costo adicional. A partir del mes 4, mantenimiento por hora acordada.</w:t>
+        <w:t xml:space="preserve">Los valores no incluyen IVA y se actualizan por el IPC (INDEC) acumulado entre la firma del contrato y el inicio de cada fase.</w:t>
+      </w:r>
+    </w:p>
+    <w:p>
+      <w:pPr>
+        <w:spacing w:after="80" w:before="80"/>
+        <w:jc w:val="both"/>
+      </w:pPr>
+      <w:r>
+        <w:rPr>
+          <w:rFonts w:ascii="Calibri" w:cs="Calibri" w:eastAsia="Calibri" w:hAnsi="Calibri"/>
+          <w:sz w:val="22"/>
+          <w:szCs w:val="22"/>
+        </w:rPr>
+        <w:t xml:space="preserve">Condiciones de pago: 30 % al inicio de cada fase (ARS 4.804.800 en total) y 70 % a la validación del hito de cierre (ARS 11.211.200 en total). No se inicia la siguiente fase sin aprobación del entregable anterior.</w:t>
+      </w:r>
+    </w:p>
+    <w:p>
+      <w:pPr>
+        <w:spacing w:after="80" w:before="80"/>
+        <w:jc w:val="both"/>
+      </w:pPr>
+      <w:r>
+        <w:rPr>
+          <w:rFonts w:ascii="Calibri" w:cs="Calibri" w:eastAsia="Calibri" w:hAnsi="Calibri"/>
+          <w:sz w:val="22"/>
+          <w:szCs w:val="22"/>
+        </w:rPr>
+        <w:t xml:space="preserve">Infraestructura: el cliente asume el costo del VPS (estimado entre $ 15.000–25.000 ARS/mes según proveedor). No se incluyen licencias de software privativo.</w:t>
+      </w:r>
+    </w:p>
+    <w:p>
+      <w:pPr>
+        <w:spacing w:after="80" w:before="80"/>
+        <w:jc w:val="both"/>
+      </w:pPr>
+      <w:r>
+        <w:rPr>
+          <w:rFonts w:ascii="Calibri" w:cs="Calibri" w:eastAsia="Calibri" w:hAnsi="Calibri"/>
+          <w:sz w:val="22"/>
+          <w:szCs w:val="22"/>
+        </w:rPr>
+        <w:t xml:space="preserve">Mantenimiento: incluye 3 meses de soporte post-entrega sin costo adicional. A partir del mes 4, el mantenimiento se cobra a ARS 14.000 por hora, con pedido previo.</w:t>
       </w:r>
     </w:p>
     <w:p>
@@ -1958,7 +2000,7 @@
                 <w:sz w:val="20"/>
                 <w:szCs w:val="20"/>
               </w:rPr>
-              <w:t xml:space="preserve">El costo de no resolver es más alto: un lote LSL-Classic por debajo del umbral durante semanas implica pérdidas de producción y reposición de aves que superan el total del proyecto. Además, el pago por fases permite distribuir la inversión a lo largo de 26 semanas y detener si el valor no se percibe.</w:t>
+              <w:t xml:space="preserve">La inversión es de ARS 16.016.000 (aprox. USD 10.270), calculada con las horas reales de trabajo y no con un margen inflado. Se paga por fases (30 % al inicio y 70 % al validar cada entrega) a lo largo de 26 semanas, y se puede detener si el valor no se percibe. En la primera reunión comparamos ese monto con las pérdidas reales de los lotes de TILCOR.</w:t>
             </w:r>
           </w:p>
         </w:tc>
@@ -2605,20 +2647,6 @@
           <w:szCs w:val="22"/>
         </w:rPr>
         <w:t xml:space="preserve">Carnielli, Matías — Bacari, Fernando</w:t>
-      </w:r>
-    </w:p>
-    <w:p>
-      <w:pPr>
-        <w:jc w:val="center"/>
-      </w:pPr>
-      <w:r>
-        <w:rPr>
-          <w:rFonts w:ascii="Calibri" w:cs="Calibri" w:eastAsia="Calibri" w:hAnsi="Calibri"/>
-          <w:color w:val="555555"/>
-          <w:sz w:val="22"/>
-          <w:szCs w:val="22"/>
-        </w:rPr>
-        <w:t xml:space="preserve">equipo.tilcor@ies.edu.ar</w:t>
       </w:r>
     </w:p>
     <w:sectPr>
